--- a/Modelo De Base de Datos/Actividad 1/Actividad 1 Participación y Cardinalidad en el diseño de bases de datos.docx
+++ b/Modelo De Base de Datos/Actividad 1/Actividad 1 Participación y Cardinalidad en el diseño de bases de datos.docx
@@ -705,7 +705,7 @@
           <w:r>
             <w:fldChar w:fldCharType="separate"/>
           </w:r>
-          <w:hyperlink w:anchor="_Toc229557221" w:history="1">
+          <w:hyperlink w:anchor="_Toc229564200" w:history="1">
             <w:r>
               <w:rPr>
                 <w:rStyle w:val="Hipervnculo"/>
@@ -732,7 +732,7 @@
                 <w:noProof/>
                 <w:webHidden/>
               </w:rPr>
-              <w:instrText xml:space="preserve"> PAGEREF _Toc229557221 \h </w:instrText>
+              <w:instrText xml:space="preserve"> PAGEREF _Toc229564200 \h </w:instrText>
             </w:r>
             <w:r>
               <w:rPr>
@@ -779,7 +779,7 @@
               <w14:ligatures w14:val="standardContextual"/>
             </w:rPr>
           </w:pPr>
-          <w:hyperlink w:anchor="_Toc229557222" w:history="1">
+          <w:hyperlink w:anchor="_Toc229564201" w:history="1">
             <w:r>
               <w:rPr>
                 <w:rStyle w:val="Hipervnculo"/>
@@ -824,7 +824,7 @@
                 <w:noProof/>
                 <w:webHidden/>
               </w:rPr>
-              <w:instrText xml:space="preserve"> PAGEREF _Toc229557222 \h </w:instrText>
+              <w:instrText xml:space="preserve"> PAGEREF _Toc229564201 \h </w:instrText>
             </w:r>
             <w:r>
               <w:rPr>
@@ -870,7 +870,7 @@
               <w14:ligatures w14:val="standardContextual"/>
             </w:rPr>
           </w:pPr>
-          <w:hyperlink w:anchor="_Toc229557223" w:history="1">
+          <w:hyperlink w:anchor="_Toc229564202" w:history="1">
             <w:r>
               <w:rPr>
                 <w:rStyle w:val="Hipervnculo"/>
@@ -897,7 +897,7 @@
                 <w:noProof/>
                 <w:webHidden/>
               </w:rPr>
-              <w:instrText xml:space="preserve"> PAGEREF _Toc229557223 \h </w:instrText>
+              <w:instrText xml:space="preserve"> PAGEREF _Toc229564202 \h </w:instrText>
             </w:r>
             <w:r>
               <w:rPr>
@@ -944,7 +944,7 @@
               <w14:ligatures w14:val="standardContextual"/>
             </w:rPr>
           </w:pPr>
-          <w:hyperlink w:anchor="_Toc229557224" w:history="1">
+          <w:hyperlink w:anchor="_Toc229564203" w:history="1">
             <w:r>
               <w:rPr>
                 <w:rStyle w:val="Hipervnculo"/>
@@ -989,7 +989,7 @@
                 <w:noProof/>
                 <w:webHidden/>
               </w:rPr>
-              <w:instrText xml:space="preserve"> PAGEREF _Toc229557224 \h </w:instrText>
+              <w:instrText xml:space="preserve"> PAGEREF _Toc229564203 \h </w:instrText>
             </w:r>
             <w:r>
               <w:rPr>
@@ -1036,7 +1036,7 @@
               <w14:ligatures w14:val="standardContextual"/>
             </w:rPr>
           </w:pPr>
-          <w:hyperlink w:anchor="_Toc229557225" w:history="1">
+          <w:hyperlink w:anchor="_Toc229564204" w:history="1">
             <w:r>
               <w:rPr>
                 <w:rStyle w:val="Hipervnculo"/>
@@ -1081,7 +1081,7 @@
                 <w:noProof/>
                 <w:webHidden/>
               </w:rPr>
-              <w:instrText xml:space="preserve"> PAGEREF _Toc229557225 \h </w:instrText>
+              <w:instrText xml:space="preserve"> PAGEREF _Toc229564204 \h </w:instrText>
             </w:r>
             <w:r>
               <w:rPr>
@@ -1128,7 +1128,7 @@
               <w14:ligatures w14:val="standardContextual"/>
             </w:rPr>
           </w:pPr>
-          <w:hyperlink w:anchor="_Toc229557226" w:history="1">
+          <w:hyperlink w:anchor="_Toc229564205" w:history="1">
             <w:r>
               <w:rPr>
                 <w:rStyle w:val="Hipervnculo"/>
@@ -1173,7 +1173,7 @@
                 <w:noProof/>
                 <w:webHidden/>
               </w:rPr>
-              <w:instrText xml:space="preserve"> PAGEREF _Toc229557226 \h </w:instrText>
+              <w:instrText xml:space="preserve"> PAGEREF _Toc229564205 \h </w:instrText>
             </w:r>
             <w:r>
               <w:rPr>
@@ -1220,7 +1220,7 @@
               <w14:ligatures w14:val="standardContextual"/>
             </w:rPr>
           </w:pPr>
-          <w:hyperlink w:anchor="_Toc229557227" w:history="1">
+          <w:hyperlink w:anchor="_Toc229564206" w:history="1">
             <w:r>
               <w:rPr>
                 <w:rStyle w:val="Hipervnculo"/>
@@ -1265,7 +1265,7 @@
                 <w:noProof/>
                 <w:webHidden/>
               </w:rPr>
-              <w:instrText xml:space="preserve"> PAGEREF _Toc229557227 \h </w:instrText>
+              <w:instrText xml:space="preserve"> PAGEREF _Toc229564206 \h </w:instrText>
             </w:r>
             <w:r>
               <w:rPr>
@@ -1312,7 +1312,7 @@
               <w14:ligatures w14:val="standardContextual"/>
             </w:rPr>
           </w:pPr>
-          <w:hyperlink w:anchor="_Toc229557228" w:history="1">
+          <w:hyperlink w:anchor="_Toc229564207" w:history="1">
             <w:r>
               <w:rPr>
                 <w:rStyle w:val="Hipervnculo"/>
@@ -1357,7 +1357,7 @@
                 <w:noProof/>
                 <w:webHidden/>
               </w:rPr>
-              <w:instrText xml:space="preserve"> PAGEREF _Toc229557228 \h </w:instrText>
+              <w:instrText xml:space="preserve"> PAGEREF _Toc229564207 \h </w:instrText>
             </w:r>
             <w:r>
               <w:rPr>
@@ -1392,6 +1392,7 @@
           <w:pPr>
             <w:pStyle w:val="TDC3"/>
             <w:tabs>
+              <w:tab w:val="left" w:pos="960"/>
               <w:tab w:val="right" w:leader="dot" w:pos="8828"/>
             </w:tabs>
             <w:rPr>
@@ -1403,23 +1404,41 @@
               <w14:ligatures w14:val="standardContextual"/>
             </w:rPr>
           </w:pPr>
-          <w:hyperlink w:anchor="_Toc229557229" w:history="1">
+          <w:hyperlink w:anchor="_Toc229564208" w:history="1">
             <w:r>
               <w:rPr>
                 <w:rStyle w:val="Hipervnculo"/>
                 <w:noProof/>
               </w:rPr>
-              <w:t>8. Un instructor puede impartir varios cursos y un curso puede ser impartido por un solo instructor.</w:t>
-            </w:r>
-            <w:r>
-              <w:rPr>
-                <w:noProof/>
-                <w:webHidden/>
+              <w:t>8.</w:t>
+            </w:r>
+            <w:r>
+              <w:rPr>
+                <w:rFonts w:cstheme="minorBidi"/>
+                <w:noProof/>
+                <w:kern w:val="2"/>
+                <w:sz w:val="24"/>
+                <w:szCs w:val="24"/>
+                <w14:ligatures w14:val="standardContextual"/>
               </w:rPr>
               <w:tab/>
             </w:r>
             <w:r>
               <w:rPr>
+                <w:rStyle w:val="Hipervnculo"/>
+                <w:noProof/>
+              </w:rPr>
+              <w:t>Un instructor puede impartir varios cursos y un curso puede ser impartido por un solo instructor.</w:t>
+            </w:r>
+            <w:r>
+              <w:rPr>
+                <w:noProof/>
+                <w:webHidden/>
+              </w:rPr>
+              <w:tab/>
+            </w:r>
+            <w:r>
+              <w:rPr>
                 <w:noProof/>
                 <w:webHidden/>
               </w:rPr>
@@ -1430,7 +1449,7 @@
                 <w:noProof/>
                 <w:webHidden/>
               </w:rPr>
-              <w:instrText xml:space="preserve"> PAGEREF _Toc229557229 \h </w:instrText>
+              <w:instrText xml:space="preserve"> PAGEREF _Toc229564208 \h </w:instrText>
             </w:r>
             <w:r>
               <w:rPr>
@@ -1450,7 +1469,7 @@
                 <w:noProof/>
                 <w:webHidden/>
               </w:rPr>
-              <w:t>5</w:t>
+              <w:t>4</w:t>
             </w:r>
             <w:r>
               <w:rPr>
@@ -1465,6 +1484,7 @@
           <w:pPr>
             <w:pStyle w:val="TDC3"/>
             <w:tabs>
+              <w:tab w:val="left" w:pos="960"/>
               <w:tab w:val="right" w:leader="dot" w:pos="8828"/>
             </w:tabs>
             <w:rPr>
@@ -1476,23 +1496,41 @@
               <w14:ligatures w14:val="standardContextual"/>
             </w:rPr>
           </w:pPr>
-          <w:hyperlink w:anchor="_Toc229557230" w:history="1">
+          <w:hyperlink w:anchor="_Toc229564209" w:history="1">
             <w:r>
               <w:rPr>
                 <w:rStyle w:val="Hipervnculo"/>
                 <w:noProof/>
               </w:rPr>
-              <w:t>9. En un proyecto participan varios aprendices, y un aprendiz participa en un solo proyecto.</w:t>
-            </w:r>
-            <w:r>
-              <w:rPr>
-                <w:noProof/>
-                <w:webHidden/>
+              <w:t>9.</w:t>
+            </w:r>
+            <w:r>
+              <w:rPr>
+                <w:rFonts w:cstheme="minorBidi"/>
+                <w:noProof/>
+                <w:kern w:val="2"/>
+                <w:sz w:val="24"/>
+                <w:szCs w:val="24"/>
+                <w14:ligatures w14:val="standardContextual"/>
               </w:rPr>
               <w:tab/>
             </w:r>
             <w:r>
               <w:rPr>
+                <w:rStyle w:val="Hipervnculo"/>
+                <w:noProof/>
+              </w:rPr>
+              <w:t>En un proyecto participan varios aprendices, y un aprendiz participa en un solo proyecto.</w:t>
+            </w:r>
+            <w:r>
+              <w:rPr>
+                <w:noProof/>
+                <w:webHidden/>
+              </w:rPr>
+              <w:tab/>
+            </w:r>
+            <w:r>
+              <w:rPr>
                 <w:noProof/>
                 <w:webHidden/>
               </w:rPr>
@@ -1503,7 +1541,7 @@
                 <w:noProof/>
                 <w:webHidden/>
               </w:rPr>
-              <w:instrText xml:space="preserve"> PAGEREF _Toc229557230 \h </w:instrText>
+              <w:instrText xml:space="preserve"> PAGEREF _Toc229564209 \h </w:instrText>
             </w:r>
             <w:r>
               <w:rPr>
@@ -1538,6 +1576,7 @@
           <w:pPr>
             <w:pStyle w:val="TDC3"/>
             <w:tabs>
+              <w:tab w:val="left" w:pos="960"/>
               <w:tab w:val="right" w:leader="dot" w:pos="8828"/>
             </w:tabs>
             <w:rPr>
@@ -1549,23 +1588,41 @@
               <w14:ligatures w14:val="standardContextual"/>
             </w:rPr>
           </w:pPr>
-          <w:hyperlink w:anchor="_Toc229557231" w:history="1">
+          <w:hyperlink w:anchor="_Toc229564210" w:history="1">
             <w:r>
               <w:rPr>
                 <w:rStyle w:val="Hipervnculo"/>
                 <w:noProof/>
               </w:rPr>
-              <w:t>10. Un pedido es realizado por un único cliente y un cliente puede realizar muchos pedidos.</w:t>
-            </w:r>
-            <w:r>
-              <w:rPr>
-                <w:noProof/>
-                <w:webHidden/>
+              <w:t>10.</w:t>
+            </w:r>
+            <w:r>
+              <w:rPr>
+                <w:rFonts w:cstheme="minorBidi"/>
+                <w:noProof/>
+                <w:kern w:val="2"/>
+                <w:sz w:val="24"/>
+                <w:szCs w:val="24"/>
+                <w14:ligatures w14:val="standardContextual"/>
               </w:rPr>
               <w:tab/>
             </w:r>
             <w:r>
               <w:rPr>
+                <w:rStyle w:val="Hipervnculo"/>
+                <w:noProof/>
+              </w:rPr>
+              <w:t>Un pedido es realizado por un único cliente y un cliente puede realizar muchos pedidos.</w:t>
+            </w:r>
+            <w:r>
+              <w:rPr>
+                <w:noProof/>
+                <w:webHidden/>
+              </w:rPr>
+              <w:tab/>
+            </w:r>
+            <w:r>
+              <w:rPr>
                 <w:noProof/>
                 <w:webHidden/>
               </w:rPr>
@@ -1576,7 +1633,191 @@
                 <w:noProof/>
                 <w:webHidden/>
               </w:rPr>
-              <w:instrText xml:space="preserve"> PAGEREF _Toc229557231 \h </w:instrText>
+              <w:instrText xml:space="preserve"> PAGEREF _Toc229564210 \h </w:instrText>
+            </w:r>
+            <w:r>
+              <w:rPr>
+                <w:noProof/>
+                <w:webHidden/>
+              </w:rPr>
+            </w:r>
+            <w:r>
+              <w:rPr>
+                <w:noProof/>
+                <w:webHidden/>
+              </w:rPr>
+              <w:fldChar w:fldCharType="separate"/>
+            </w:r>
+            <w:r>
+              <w:rPr>
+                <w:noProof/>
+                <w:webHidden/>
+              </w:rPr>
+              <w:t>5</w:t>
+            </w:r>
+            <w:r>
+              <w:rPr>
+                <w:noProof/>
+                <w:webHidden/>
+              </w:rPr>
+              <w:fldChar w:fldCharType="end"/>
+            </w:r>
+          </w:hyperlink>
+        </w:p>
+        <w:p>
+          <w:pPr>
+            <w:pStyle w:val="TDC1"/>
+            <w:tabs>
+              <w:tab w:val="left" w:pos="720"/>
+              <w:tab w:val="right" w:leader="dot" w:pos="8828"/>
+            </w:tabs>
+            <w:rPr>
+              <w:rFonts w:cstheme="minorBidi"/>
+              <w:noProof/>
+              <w:kern w:val="2"/>
+              <w:sz w:val="24"/>
+              <w:szCs w:val="24"/>
+              <w14:ligatures w14:val="standardContextual"/>
+            </w:rPr>
+          </w:pPr>
+          <w:hyperlink w:anchor="_Toc229564211" w:history="1">
+            <w:r>
+              <w:rPr>
+                <w:rStyle w:val="Hipervnculo"/>
+                <w:noProof/>
+              </w:rPr>
+              <w:t>11.</w:t>
+            </w:r>
+            <w:r>
+              <w:rPr>
+                <w:rFonts w:cstheme="minorBidi"/>
+                <w:noProof/>
+                <w:kern w:val="2"/>
+                <w:sz w:val="24"/>
+                <w:szCs w:val="24"/>
+                <w14:ligatures w14:val="standardContextual"/>
+              </w:rPr>
+              <w:tab/>
+            </w:r>
+            <w:r>
+              <w:rPr>
+                <w:rStyle w:val="Hipervnculo"/>
+                <w:noProof/>
+              </w:rPr>
+              <w:t>Una vivienda sólo puede tener un único propietario, pero un propietario puede tener muchas viviendas.</w:t>
+            </w:r>
+            <w:r>
+              <w:rPr>
+                <w:noProof/>
+                <w:webHidden/>
+              </w:rPr>
+              <w:tab/>
+            </w:r>
+            <w:r>
+              <w:rPr>
+                <w:noProof/>
+                <w:webHidden/>
+              </w:rPr>
+              <w:fldChar w:fldCharType="begin"/>
+            </w:r>
+            <w:r>
+              <w:rPr>
+                <w:noProof/>
+                <w:webHidden/>
+              </w:rPr>
+              <w:instrText xml:space="preserve"> PAGEREF _Toc229564211 \h </w:instrText>
+            </w:r>
+            <w:r>
+              <w:rPr>
+                <w:noProof/>
+                <w:webHidden/>
+              </w:rPr>
+            </w:r>
+            <w:r>
+              <w:rPr>
+                <w:noProof/>
+                <w:webHidden/>
+              </w:rPr>
+              <w:fldChar w:fldCharType="separate"/>
+            </w:r>
+            <w:r>
+              <w:rPr>
+                <w:noProof/>
+                <w:webHidden/>
+              </w:rPr>
+              <w:t>5</w:t>
+            </w:r>
+            <w:r>
+              <w:rPr>
+                <w:noProof/>
+                <w:webHidden/>
+              </w:rPr>
+              <w:fldChar w:fldCharType="end"/>
+            </w:r>
+          </w:hyperlink>
+        </w:p>
+        <w:p>
+          <w:pPr>
+            <w:pStyle w:val="TDC1"/>
+            <w:tabs>
+              <w:tab w:val="left" w:pos="720"/>
+              <w:tab w:val="right" w:leader="dot" w:pos="8828"/>
+            </w:tabs>
+            <w:rPr>
+              <w:rFonts w:cstheme="minorBidi"/>
+              <w:noProof/>
+              <w:kern w:val="2"/>
+              <w:sz w:val="24"/>
+              <w:szCs w:val="24"/>
+              <w14:ligatures w14:val="standardContextual"/>
+            </w:rPr>
+          </w:pPr>
+          <w:hyperlink w:anchor="_Toc229564212" w:history="1">
+            <w:r>
+              <w:rPr>
+                <w:rStyle w:val="Hipervnculo"/>
+                <w:noProof/>
+              </w:rPr>
+              <w:t>12.</w:t>
+            </w:r>
+            <w:r>
+              <w:rPr>
+                <w:rFonts w:cstheme="minorBidi"/>
+                <w:noProof/>
+                <w:kern w:val="2"/>
+                <w:sz w:val="24"/>
+                <w:szCs w:val="24"/>
+                <w14:ligatures w14:val="standardContextual"/>
+              </w:rPr>
+              <w:tab/>
+            </w:r>
+            <w:r>
+              <w:rPr>
+                <w:rStyle w:val="Hipervnculo"/>
+                <w:noProof/>
+              </w:rPr>
+              <w:t>Una vivienda puede tener muchos contratos de alquiler, pero un contrato de alquiler sólo puede pertenecer a una vivienda.</w:t>
+            </w:r>
+            <w:r>
+              <w:rPr>
+                <w:noProof/>
+                <w:webHidden/>
+              </w:rPr>
+              <w:tab/>
+            </w:r>
+            <w:r>
+              <w:rPr>
+                <w:noProof/>
+                <w:webHidden/>
+              </w:rPr>
+              <w:fldChar w:fldCharType="begin"/>
+            </w:r>
+            <w:r>
+              <w:rPr>
+                <w:noProof/>
+                <w:webHidden/>
+              </w:rPr>
+              <w:instrText xml:space="preserve"> PAGEREF _Toc229564212 \h </w:instrText>
             </w:r>
             <w:r>
               <w:rPr>
@@ -1622,13 +1863,13 @@
               <w14:ligatures w14:val="standardContextual"/>
             </w:rPr>
           </w:pPr>
-          <w:hyperlink w:anchor="_Toc229557232" w:history="1">
+          <w:hyperlink w:anchor="_Toc229564213" w:history="1">
             <w:r>
               <w:rPr>
                 <w:rStyle w:val="Hipervnculo"/>
                 <w:noProof/>
               </w:rPr>
-              <w:t>11. Una vivienda sólo puede tener un único propietario, pero un propietario puede tener muchas viviendas.</w:t>
+              <w:t>13. Un contrato de alquiler puede ser realizado únicamente por un inquilino, pero un inquilino puede realizar muchos contratos.</w:t>
             </w:r>
             <w:r>
               <w:rPr>
@@ -1649,7 +1890,7 @@
                 <w:noProof/>
                 <w:webHidden/>
               </w:rPr>
-              <w:instrText xml:space="preserve"> PAGEREF _Toc229557232 \h </w:instrText>
+              <w:instrText xml:space="preserve"> PAGEREF _Toc229564213 \h </w:instrText>
             </w:r>
             <w:r>
               <w:rPr>
@@ -1669,7 +1910,7 @@
                 <w:noProof/>
                 <w:webHidden/>
               </w:rPr>
-              <w:t>5</w:t>
+              <w:t>6</w:t>
             </w:r>
             <w:r>
               <w:rPr>
@@ -1695,154 +1936,7 @@
               <w14:ligatures w14:val="standardContextual"/>
             </w:rPr>
           </w:pPr>
-          <w:hyperlink w:anchor="_Toc229557233" w:history="1">
-            <w:r>
-              <w:rPr>
-                <w:rStyle w:val="Hipervnculo"/>
-                <w:noProof/>
-              </w:rPr>
-              <w:t>12. Una vivienda puede tener muchos contratos de alquiler, pero un contrato de alquiler sólo puede pertenecer a una vivienda.</w:t>
-            </w:r>
-            <w:r>
-              <w:rPr>
-                <w:noProof/>
-                <w:webHidden/>
-              </w:rPr>
-              <w:tab/>
-            </w:r>
-            <w:r>
-              <w:rPr>
-                <w:noProof/>
-                <w:webHidden/>
-              </w:rPr>
-              <w:fldChar w:fldCharType="begin"/>
-            </w:r>
-            <w:r>
-              <w:rPr>
-                <w:noProof/>
-                <w:webHidden/>
-              </w:rPr>
-              <w:instrText xml:space="preserve"> PAGEREF _Toc229557233 \h </w:instrText>
-            </w:r>
-            <w:r>
-              <w:rPr>
-                <w:noProof/>
-                <w:webHidden/>
-              </w:rPr>
-            </w:r>
-            <w:r>
-              <w:rPr>
-                <w:noProof/>
-                <w:webHidden/>
-              </w:rPr>
-              <w:fldChar w:fldCharType="separate"/>
-            </w:r>
-            <w:r>
-              <w:rPr>
-                <w:noProof/>
-                <w:webHidden/>
-              </w:rPr>
-              <w:t>5</w:t>
-            </w:r>
-            <w:r>
-              <w:rPr>
-                <w:noProof/>
-                <w:webHidden/>
-              </w:rPr>
-              <w:fldChar w:fldCharType="end"/>
-            </w:r>
-          </w:hyperlink>
-        </w:p>
-        <w:p>
-          <w:pPr>
-            <w:pStyle w:val="TDC1"/>
-            <w:tabs>
-              <w:tab w:val="right" w:leader="dot" w:pos="8828"/>
-            </w:tabs>
-            <w:rPr>
-              <w:rFonts w:cstheme="minorBidi"/>
-              <w:noProof/>
-              <w:kern w:val="2"/>
-              <w:sz w:val="24"/>
-              <w:szCs w:val="24"/>
-              <w14:ligatures w14:val="standardContextual"/>
-            </w:rPr>
-          </w:pPr>
-          <w:hyperlink w:anchor="_Toc229557234" w:history="1">
-            <w:r>
-              <w:rPr>
-                <w:rStyle w:val="Hipervnculo"/>
-                <w:noProof/>
-              </w:rPr>
-              <w:t>13. Un contrato de alquiler puede ser realizado únicamente por un inquilino, pero un inquilino puede realizar muchos contratos.</w:t>
-            </w:r>
-            <w:r>
-              <w:rPr>
-                <w:noProof/>
-                <w:webHidden/>
-              </w:rPr>
-              <w:tab/>
-            </w:r>
-            <w:r>
-              <w:rPr>
-                <w:noProof/>
-                <w:webHidden/>
-              </w:rPr>
-              <w:fldChar w:fldCharType="begin"/>
-            </w:r>
-            <w:r>
-              <w:rPr>
-                <w:noProof/>
-                <w:webHidden/>
-              </w:rPr>
-              <w:instrText xml:space="preserve"> PAGEREF _Toc229557234 \h </w:instrText>
-            </w:r>
-            <w:r>
-              <w:rPr>
-                <w:noProof/>
-                <w:webHidden/>
-              </w:rPr>
-            </w:r>
-            <w:r>
-              <w:rPr>
-                <w:noProof/>
-                <w:webHidden/>
-              </w:rPr>
-              <w:fldChar w:fldCharType="separate"/>
-            </w:r>
-            <w:r>
-              <w:rPr>
-                <w:noProof/>
-                <w:webHidden/>
-              </w:rPr>
-              <w:t>5</w:t>
-            </w:r>
-            <w:r>
-              <w:rPr>
-                <w:noProof/>
-                <w:webHidden/>
-              </w:rPr>
-              <w:fldChar w:fldCharType="end"/>
-            </w:r>
-          </w:hyperlink>
-        </w:p>
-        <w:p>
-          <w:pPr>
-            <w:pStyle w:val="TDC1"/>
-            <w:tabs>
-              <w:tab w:val="left" w:pos="440"/>
-              <w:tab w:val="right" w:leader="dot" w:pos="8828"/>
-            </w:tabs>
-            <w:rPr>
-              <w:rFonts w:cstheme="minorBidi"/>
-              <w:noProof/>
-              <w:kern w:val="2"/>
-              <w:sz w:val="24"/>
-              <w:szCs w:val="24"/>
-              <w14:ligatures w14:val="standardContextual"/>
-            </w:rPr>
-          </w:pPr>
-          <w:hyperlink w:anchor="_Toc229557235" w:history="1">
+          <w:hyperlink w:anchor="_Toc229564214" w:history="1">
             <w:r>
               <w:rPr>
                 <w:rStyle w:val="Hipervnculo"/>
@@ -1851,38 +1945,17 @@
                 <w:bCs/>
                 <w:noProof/>
               </w:rPr>
-              <w:t>1.</w:t>
-            </w:r>
-            <w:r>
-              <w:rPr>
-                <w:rFonts w:cstheme="minorBidi"/>
-                <w:noProof/>
-                <w:kern w:val="2"/>
-                <w:sz w:val="24"/>
-                <w:szCs w:val="24"/>
-                <w14:ligatures w14:val="standardContextual"/>
+              <w:t>Bibliografía</w:t>
+            </w:r>
+            <w:r>
+              <w:rPr>
+                <w:noProof/>
+                <w:webHidden/>
               </w:rPr>
               <w:tab/>
             </w:r>
             <w:r>
               <w:rPr>
-                <w:rStyle w:val="Hipervnculo"/>
-                <w:rFonts w:ascii="Arial" w:hAnsi="Arial" w:cs="Arial"/>
-                <w:b/>
-                <w:bCs/>
-                <w:noProof/>
-              </w:rPr>
-              <w:t>Bibliografía</w:t>
-            </w:r>
-            <w:r>
-              <w:rPr>
-                <w:noProof/>
-                <w:webHidden/>
-              </w:rPr>
-              <w:tab/>
-            </w:r>
-            <w:r>
-              <w:rPr>
                 <w:noProof/>
                 <w:webHidden/>
               </w:rPr>
@@ -1893,7 +1966,7 @@
                 <w:noProof/>
                 <w:webHidden/>
               </w:rPr>
-              <w:instrText xml:space="preserve"> PAGEREF _Toc229557235 \h </w:instrText>
+              <w:instrText xml:space="preserve"> PAGEREF _Toc229564214 \h </w:instrText>
             </w:r>
             <w:r>
               <w:rPr>
@@ -1913,7 +1986,7 @@
                 <w:noProof/>
                 <w:webHidden/>
               </w:rPr>
-              <w:t>5</w:t>
+              <w:t>7</w:t>
             </w:r>
             <w:r>
               <w:rPr>
@@ -2010,9 +2083,8 @@
       <w:pPr>
         <w:pStyle w:val="Ttulo1"/>
       </w:pPr>
-      <w:bookmarkStart w:id="0" w:name="_Toc229557221"/>
-      <w:r>
-        <w:lastRenderedPageBreak/>
+      <w:bookmarkStart w:id="0" w:name="_Toc229564200"/>
+      <w:r>
         <w:t>Calcular la participación y cardinalidad de las siguientes relaciones</w:t>
       </w:r>
       <w:bookmarkEnd w:id="0"/>
@@ -2028,7 +2100,7 @@
           <w:numId w:val="9"/>
         </w:numPr>
       </w:pPr>
-      <w:bookmarkStart w:id="1" w:name="_Toc229557222"/>
+      <w:bookmarkStart w:id="1" w:name="_Toc229564201"/>
       <w:r>
         <w:t xml:space="preserve">Un libro puede ser escrito por </w:t>
       </w:r>
@@ -2118,7 +2190,7 @@
       <w:r>
         <w:t xml:space="preserve"> </w:t>
       </w:r>
-      <w:bookmarkStart w:id="2" w:name="_Toc229557223"/>
+      <w:bookmarkStart w:id="2" w:name="_Toc229564202"/>
       <w:r>
         <w:t>2. Una revista es editada por una editorial y una editorial puede editar muchas revistas.</w:t>
       </w:r>
@@ -2203,7 +2275,7 @@
           <w:numId w:val="10"/>
         </w:numPr>
       </w:pPr>
-      <w:bookmarkStart w:id="3" w:name="_Toc229557224"/>
+      <w:bookmarkStart w:id="3" w:name="_Toc229564203"/>
       <w:r>
         <w:t>Un autobús puede ser conducido por varios conductores y un conductor puede conducir varios autobuses.</w:t>
       </w:r>
@@ -2305,7 +2377,7 @@
           <w:numId w:val="10"/>
         </w:numPr>
       </w:pPr>
-      <w:bookmarkStart w:id="4" w:name="_Toc229557225"/>
+      <w:bookmarkStart w:id="4" w:name="_Toc229564204"/>
       <w:r>
         <w:t>Un cine tiene muchas salas de cine y una sala de cine sólo puede estar de un cine.</w:t>
       </w:r>
@@ -2330,6 +2402,7 @@
         <w:rPr>
           <w:noProof/>
         </w:rPr>
+        <w:lastRenderedPageBreak/>
         <w:drawing>
           <wp:inline distT="0" distB="0" distL="0" distR="0" wp14:anchorId="76EDA30A" wp14:editId="4EAFDC3E">
             <wp:extent cx="4038600" cy="637540"/>
@@ -2388,9 +2461,8 @@
           <w:numId w:val="10"/>
         </w:numPr>
       </w:pPr>
-      <w:bookmarkStart w:id="5" w:name="_Toc229557226"/>
-      <w:r>
-        <w:lastRenderedPageBreak/>
+      <w:bookmarkStart w:id="5" w:name="_Toc229564205"/>
+      <w:r>
         <w:t>En una sala de cine se realizan muchas proyecciones de películas y cada proyección está asociada a una sala de cine.</w:t>
       </w:r>
       <w:bookmarkEnd w:id="5"/>
@@ -2476,7 +2548,7 @@
           <w:numId w:val="10"/>
         </w:numPr>
       </w:pPr>
-      <w:bookmarkStart w:id="6" w:name="_Toc229557227"/>
+      <w:bookmarkStart w:id="6" w:name="_Toc229564206"/>
       <w:r>
         <w:t>Una pizza contiene muchos ingredientes y un ingrediente puede aparecer en diferentes pizzas.</w:t>
       </w:r>
@@ -2496,7 +2568,13 @@
     <w:p>
       <w:r>
         <w:tab/>
-        <w:t>Pizza -&gt; ingrediente</w:t>
+        <w:t xml:space="preserve">Pizza -&gt; </w:t>
+      </w:r>
+      <w:r>
+        <w:t>puede tener-&gt;</w:t>
+      </w:r>
+      <w:r>
+        <w:t>ingrediente</w:t>
       </w:r>
     </w:p>
     <w:p>
@@ -2562,7 +2640,7 @@
           <w:numId w:val="10"/>
         </w:numPr>
       </w:pPr>
-      <w:bookmarkStart w:id="7" w:name="_Toc229557228"/>
+      <w:bookmarkStart w:id="7" w:name="_Toc229564207"/>
       <w:r>
         <w:t>Un repartidor reparte muchos pedidos y un pedido sólo puede ser repartido por un repartidor.</w:t>
       </w:r>
@@ -2581,7 +2659,13 @@
     </w:p>
     <w:p>
       <w:r>
-        <w:t>Repartidor-&gt;pedidos</w:t>
+        <w:t>Repartidor-&gt;</w:t>
+      </w:r>
+      <w:r>
+        <w:t>reparte-&gt;</w:t>
+      </w:r>
+      <w:r>
+        <w:t>pedidos</w:t>
       </w:r>
     </w:p>
     <w:p>
@@ -2647,7 +2731,7 @@
           <w:numId w:val="10"/>
         </w:numPr>
       </w:pPr>
-      <w:bookmarkStart w:id="8" w:name="_Toc229557229"/>
+      <w:bookmarkStart w:id="8" w:name="_Toc229564208"/>
       <w:r>
         <w:t>Un instructor puede impartir varios cursos y un curso puede ser impartido por un solo instructor.</w:t>
       </w:r>
@@ -2666,7 +2750,13 @@
     </w:p>
     <w:p>
       <w:r>
-        <w:t>Instructor -&gt; cursos</w:t>
+        <w:t xml:space="preserve">Instructor </w:t>
+      </w:r>
+      <w:r>
+        <w:t>-&gt;dicta</w:t>
+      </w:r>
+      <w:r>
+        <w:t>-&gt; cursos</w:t>
       </w:r>
     </w:p>
     <w:p>
@@ -2674,6 +2764,7 @@
         <w:rPr>
           <w:noProof/>
         </w:rPr>
+        <w:lastRenderedPageBreak/>
         <w:drawing>
           <wp:inline distT="0" distB="0" distL="0" distR="0" wp14:anchorId="18BDF6A5" wp14:editId="40975CF3">
             <wp:extent cx="4641215" cy="616585"/>
@@ -2732,9 +2823,8 @@
           <w:numId w:val="10"/>
         </w:numPr>
       </w:pPr>
-      <w:bookmarkStart w:id="9" w:name="_Toc229557230"/>
-      <w:r>
-        <w:lastRenderedPageBreak/>
+      <w:bookmarkStart w:id="9" w:name="_Toc229564209"/>
+      <w:r>
         <w:t>En un proyecto participan varios aprendices, y un aprendiz participa en un solo proyecto.</w:t>
       </w:r>
       <w:bookmarkEnd w:id="9"/>
@@ -2753,7 +2843,13 @@
     <w:p>
       <w:r>
         <w:tab/>
-        <w:t>Proyecto-&gt;aprendices</w:t>
+        <w:t>Proyecto-&gt;</w:t>
+      </w:r>
+      <w:r>
+        <w:t>dicta-&gt;</w:t>
+      </w:r>
+      <w:r>
+        <w:t>aprendices</w:t>
       </w:r>
     </w:p>
     <w:p>
@@ -2819,7 +2915,7 @@
           <w:numId w:val="10"/>
         </w:numPr>
       </w:pPr>
-      <w:bookmarkStart w:id="10" w:name="_Toc229557231"/>
+      <w:bookmarkStart w:id="10" w:name="_Toc229564210"/>
       <w:r>
         <w:t>Un pedido es realizado por un único cliente y un cliente puede realizar muchos pedidos.</w:t>
       </w:r>
@@ -2837,67 +2933,359 @@
       </w:r>
     </w:p>
     <w:p>
-      <w:pPr>
-        <w:pStyle w:val="Ttulo1"/>
-      </w:pPr>
-      <w:bookmarkStart w:id="11" w:name="_Toc229557232"/>
-      <w:r>
-        <w:t>11. Una vivienda sólo puede tener un único propietario, pero un propietario puede tener muchas viviendas.</w:t>
-      </w:r>
-      <w:bookmarkEnd w:id="11"/>
-      <w:r>
-        <w:t xml:space="preserve"> </w:t>
-      </w:r>
-    </w:p>
-    <w:p>
-      <w:pPr>
-        <w:pStyle w:val="Ttulo1"/>
-      </w:pPr>
-      <w:bookmarkStart w:id="12" w:name="_Toc229557233"/>
-      <w:r>
-        <w:t>12. Una vivienda puede tener muchos contratos de alquiler, pero un contrato de alquiler sólo puede pertenecer a una vivienda.</w:t>
-      </w:r>
-      <w:bookmarkEnd w:id="12"/>
-      <w:r>
-        <w:t xml:space="preserve"> </w:t>
-      </w:r>
-    </w:p>
-    <w:p>
-      <w:pPr>
-        <w:pStyle w:val="Ttulo1"/>
-      </w:pPr>
-      <w:bookmarkStart w:id="13" w:name="_Toc229557234"/>
-      <w:r>
-        <w:t>13. Un contrato de alquiler puede ser realizado únicamente por un inquilino, pero un inquilino puede realizar muchos contratos.</w:t>
-      </w:r>
-      <w:bookmarkEnd w:id="13"/>
-    </w:p>
-    <w:p>
-      <w:pPr>
-        <w:spacing w:after="0" w:line="240" w:lineRule="auto"/>
-        <w:rPr>
-          <w:rFonts w:ascii="Arial" w:hAnsi="Arial" w:cs="Arial"/>
-          <w:sz w:val="28"/>
-          <w:szCs w:val="28"/>
-        </w:rPr>
-      </w:pPr>
-    </w:p>
-    <w:p>
-      <w:pPr>
-        <w:rPr>
-          <w:rFonts w:ascii="Arial" w:hAnsi="Arial" w:cs="Arial"/>
-          <w:sz w:val="24"/>
-          <w:szCs w:val="24"/>
-        </w:rPr>
-      </w:pPr>
+      <w:r>
+        <w:t xml:space="preserve">Cliente-&gt; </w:t>
+      </w:r>
+      <w:r>
+        <w:t>realizado-&gt;</w:t>
+      </w:r>
+      <w:r>
+        <w:t>pedido</w:t>
+      </w:r>
+    </w:p>
+    <w:p>
+      <w:r>
+        <w:rPr>
+          <w:noProof/>
+        </w:rPr>
+        <w:drawing>
+          <wp:inline distT="0" distB="0" distL="0" distR="0" wp14:anchorId="276435F3" wp14:editId="6AD74D2F">
+            <wp:extent cx="4232275" cy="803275"/>
+            <wp:effectExtent l="0" t="0" r="0" b="0"/>
+            <wp:docPr id="419747226" name="Imagen 3"/>
+            <wp:cNvGraphicFramePr>
+              <a:graphicFrameLocks xmlns:a="http://schemas.openxmlformats.org/drawingml/2006/main" noChangeAspect="1"/>
+            </wp:cNvGraphicFramePr>
+            <a:graphic xmlns:a="http://schemas.openxmlformats.org/drawingml/2006/main">
+              <a:graphicData uri="http://schemas.openxmlformats.org/drawingml/2006/picture">
+                <pic:pic xmlns:pic="http://schemas.openxmlformats.org/drawingml/2006/picture">
+                  <pic:nvPicPr>
+                    <pic:cNvPr id="0" name="Picture 3"/>
+                    <pic:cNvPicPr>
+                      <a:picLocks noChangeAspect="1" noChangeArrowheads="1"/>
+                    </pic:cNvPicPr>
+                  </pic:nvPicPr>
+                  <pic:blipFill>
+                    <a:blip r:embed="rId16">
+                      <a:extLst>
+                        <a:ext uri="{28A0092B-C50C-407E-A947-70E740481C1C}">
+                          <a14:useLocalDpi xmlns:a14="http://schemas.microsoft.com/office/drawing/2010/main" val="0"/>
+                        </a:ext>
+                      </a:extLst>
+                    </a:blip>
+                    <a:srcRect/>
+                    <a:stretch>
+                      <a:fillRect/>
+                    </a:stretch>
+                  </pic:blipFill>
+                  <pic:spPr bwMode="auto">
+                    <a:xfrm>
+                      <a:off x="0" y="0"/>
+                      <a:ext cx="4232275" cy="803275"/>
+                    </a:xfrm>
+                    <a:prstGeom prst="rect">
+                      <a:avLst/>
+                    </a:prstGeom>
+                    <a:noFill/>
+                    <a:ln>
+                      <a:noFill/>
+                    </a:ln>
+                  </pic:spPr>
+                </pic:pic>
+              </a:graphicData>
+            </a:graphic>
+          </wp:inline>
+        </w:drawing>
+      </w:r>
     </w:p>
     <w:p>
       <w:pPr>
         <w:pStyle w:val="Ttulo1"/>
         <w:numPr>
           <w:ilvl w:val="0"/>
-          <w:numId w:val="6"/>
+          <w:numId w:val="10"/>
         </w:numPr>
+      </w:pPr>
+      <w:bookmarkStart w:id="11" w:name="_Toc229564211"/>
+      <w:r>
+        <w:t>Una vivienda sólo puede tener un único propietario, pero un propietario puede tener muchas viviendas.</w:t>
+      </w:r>
+      <w:bookmarkEnd w:id="11"/>
+    </w:p>
+    <w:p>
+      <w:pPr>
+        <w:pStyle w:val="Ttulo4"/>
+      </w:pPr>
+      <w:r>
+        <w:t>Solución:</w:t>
+      </w:r>
+      <w:r>
+        <w:t xml:space="preserve"> </w:t>
+      </w:r>
+    </w:p>
+    <w:p>
+      <w:r>
+        <w:t>Vivienda-&gt;</w:t>
+      </w:r>
+      <w:r>
+        <w:t xml:space="preserve"> posee-&gt;</w:t>
+      </w:r>
+      <w:r>
+        <w:t>propietario</w:t>
+      </w:r>
+    </w:p>
+    <w:p>
+      <w:r>
+        <w:rPr>
+          <w:noProof/>
+        </w:rPr>
+        <w:drawing>
+          <wp:inline distT="0" distB="0" distL="0" distR="0" wp14:anchorId="00D49C6C" wp14:editId="63F07653">
+            <wp:extent cx="4807585" cy="803275"/>
+            <wp:effectExtent l="0" t="0" r="0" b="0"/>
+            <wp:docPr id="1711310381" name="Imagen 4"/>
+            <wp:cNvGraphicFramePr>
+              <a:graphicFrameLocks xmlns:a="http://schemas.openxmlformats.org/drawingml/2006/main" noChangeAspect="1"/>
+            </wp:cNvGraphicFramePr>
+            <a:graphic xmlns:a="http://schemas.openxmlformats.org/drawingml/2006/main">
+              <a:graphicData uri="http://schemas.openxmlformats.org/drawingml/2006/picture">
+                <pic:pic xmlns:pic="http://schemas.openxmlformats.org/drawingml/2006/picture">
+                  <pic:nvPicPr>
+                    <pic:cNvPr id="0" name="Picture 4"/>
+                    <pic:cNvPicPr>
+                      <a:picLocks noChangeAspect="1" noChangeArrowheads="1"/>
+                    </pic:cNvPicPr>
+                  </pic:nvPicPr>
+                  <pic:blipFill>
+                    <a:blip r:embed="rId17">
+                      <a:extLst>
+                        <a:ext uri="{28A0092B-C50C-407E-A947-70E740481C1C}">
+                          <a14:useLocalDpi xmlns:a14="http://schemas.microsoft.com/office/drawing/2010/main" val="0"/>
+                        </a:ext>
+                      </a:extLst>
+                    </a:blip>
+                    <a:srcRect/>
+                    <a:stretch>
+                      <a:fillRect/>
+                    </a:stretch>
+                  </pic:blipFill>
+                  <pic:spPr bwMode="auto">
+                    <a:xfrm>
+                      <a:off x="0" y="0"/>
+                      <a:ext cx="4807585" cy="803275"/>
+                    </a:xfrm>
+                    <a:prstGeom prst="rect">
+                      <a:avLst/>
+                    </a:prstGeom>
+                    <a:noFill/>
+                    <a:ln>
+                      <a:noFill/>
+                    </a:ln>
+                  </pic:spPr>
+                </pic:pic>
+              </a:graphicData>
+            </a:graphic>
+          </wp:inline>
+        </w:drawing>
+      </w:r>
+    </w:p>
+    <w:p>
+      <w:pPr>
+        <w:pStyle w:val="Ttulo1"/>
+        <w:numPr>
+          <w:ilvl w:val="0"/>
+          <w:numId w:val="10"/>
+        </w:numPr>
+      </w:pPr>
+      <w:bookmarkStart w:id="12" w:name="_Toc229564212"/>
+      <w:r>
+        <w:t>Una vivienda puede tener muchos contratos de alquiler, pero un contrato de alquiler sólo puede pertenecer a una vivienda.</w:t>
+      </w:r>
+      <w:bookmarkEnd w:id="12"/>
+      <w:r>
+        <w:t xml:space="preserve"> </w:t>
+      </w:r>
+    </w:p>
+    <w:p>
+      <w:pPr>
+        <w:pStyle w:val="Ttulo4"/>
+      </w:pPr>
+      <w:r>
+        <w:t>Solución:</w:t>
+      </w:r>
+    </w:p>
+    <w:p>
+      <w:r>
+        <w:t>Vivienda-&gt;</w:t>
+      </w:r>
+      <w:r>
+        <w:t xml:space="preserve"> tiene-&gt;</w:t>
+      </w:r>
+      <w:r>
+        <w:t>alquiler</w:t>
+      </w:r>
+    </w:p>
+    <w:p>
+      <w:r>
+        <w:rPr>
+          <w:noProof/>
+        </w:rPr>
+        <w:lastRenderedPageBreak/>
+        <w:drawing>
+          <wp:inline distT="0" distB="0" distL="0" distR="0" wp14:anchorId="7DD6BD89" wp14:editId="6B51E485">
+            <wp:extent cx="4419600" cy="706755"/>
+            <wp:effectExtent l="0" t="0" r="0" b="0"/>
+            <wp:docPr id="2090358982" name="Imagen 5"/>
+            <wp:cNvGraphicFramePr>
+              <a:graphicFrameLocks xmlns:a="http://schemas.openxmlformats.org/drawingml/2006/main" noChangeAspect="1"/>
+            </wp:cNvGraphicFramePr>
+            <a:graphic xmlns:a="http://schemas.openxmlformats.org/drawingml/2006/main">
+              <a:graphicData uri="http://schemas.openxmlformats.org/drawingml/2006/picture">
+                <pic:pic xmlns:pic="http://schemas.openxmlformats.org/drawingml/2006/picture">
+                  <pic:nvPicPr>
+                    <pic:cNvPr id="0" name="Picture 5"/>
+                    <pic:cNvPicPr>
+                      <a:picLocks noChangeAspect="1" noChangeArrowheads="1"/>
+                    </pic:cNvPicPr>
+                  </pic:nvPicPr>
+                  <pic:blipFill>
+                    <a:blip r:embed="rId18">
+                      <a:extLst>
+                        <a:ext uri="{28A0092B-C50C-407E-A947-70E740481C1C}">
+                          <a14:useLocalDpi xmlns:a14="http://schemas.microsoft.com/office/drawing/2010/main" val="0"/>
+                        </a:ext>
+                      </a:extLst>
+                    </a:blip>
+                    <a:srcRect/>
+                    <a:stretch>
+                      <a:fillRect/>
+                    </a:stretch>
+                  </pic:blipFill>
+                  <pic:spPr bwMode="auto">
+                    <a:xfrm>
+                      <a:off x="0" y="0"/>
+                      <a:ext cx="4419600" cy="706755"/>
+                    </a:xfrm>
+                    <a:prstGeom prst="rect">
+                      <a:avLst/>
+                    </a:prstGeom>
+                    <a:noFill/>
+                    <a:ln>
+                      <a:noFill/>
+                    </a:ln>
+                  </pic:spPr>
+                </pic:pic>
+              </a:graphicData>
+            </a:graphic>
+          </wp:inline>
+        </w:drawing>
+      </w:r>
+    </w:p>
+    <w:p/>
+    <w:p>
+      <w:pPr>
+        <w:pStyle w:val="Ttulo1"/>
+      </w:pPr>
+      <w:bookmarkStart w:id="13" w:name="_Toc229564213"/>
+      <w:r>
+        <w:t>13. Un contrato de alquiler puede ser realizado únicamente por un inquilino, pero un inquilino puede realizar muchos contratos.</w:t>
+      </w:r>
+      <w:bookmarkEnd w:id="13"/>
+    </w:p>
+    <w:p>
+      <w:pPr>
+        <w:rPr>
+          <w:rFonts w:ascii="Arial" w:hAnsi="Arial" w:cs="Arial"/>
+          <w:sz w:val="28"/>
+          <w:szCs w:val="28"/>
+        </w:rPr>
+      </w:pPr>
+      <w:r>
+        <w:rPr>
+          <w:rFonts w:ascii="Arial" w:hAnsi="Arial" w:cs="Arial"/>
+          <w:sz w:val="28"/>
+          <w:szCs w:val="28"/>
+        </w:rPr>
+        <w:t xml:space="preserve"> </w:t>
+      </w:r>
+    </w:p>
+    <w:p>
+      <w:pPr>
+        <w:rPr>
+          <w:rFonts w:ascii="Arial" w:hAnsi="Arial" w:cs="Arial"/>
+          <w:sz w:val="24"/>
+          <w:szCs w:val="24"/>
+        </w:rPr>
+      </w:pPr>
+      <w:r>
+        <w:t xml:space="preserve">Contrato-&gt; </w:t>
+      </w:r>
+      <w:r>
+        <w:t>realizado-&gt;</w:t>
+      </w:r>
+      <w:r>
+        <w:t>inquilino</w:t>
+      </w:r>
+      <w:r>
+        <w:rPr>
+          <w:rFonts w:ascii="Arial" w:hAnsi="Arial" w:cs="Arial"/>
+          <w:noProof/>
+          <w:sz w:val="28"/>
+          <w:szCs w:val="28"/>
+        </w:rPr>
+        <w:drawing>
+          <wp:inline distT="0" distB="0" distL="0" distR="0" wp14:anchorId="218DC55F" wp14:editId="4DAEB27B">
+            <wp:extent cx="5278755" cy="817245"/>
+            <wp:effectExtent l="0" t="0" r="0" b="1905"/>
+            <wp:docPr id="1155492808" name="Imagen 6"/>
+            <wp:cNvGraphicFramePr>
+              <a:graphicFrameLocks xmlns:a="http://schemas.openxmlformats.org/drawingml/2006/main" noChangeAspect="1"/>
+            </wp:cNvGraphicFramePr>
+            <a:graphic xmlns:a="http://schemas.openxmlformats.org/drawingml/2006/main">
+              <a:graphicData uri="http://schemas.openxmlformats.org/drawingml/2006/picture">
+                <pic:pic xmlns:pic="http://schemas.openxmlformats.org/drawingml/2006/picture">
+                  <pic:nvPicPr>
+                    <pic:cNvPr id="0" name="Picture 6"/>
+                    <pic:cNvPicPr>
+                      <a:picLocks noChangeAspect="1" noChangeArrowheads="1"/>
+                    </pic:cNvPicPr>
+                  </pic:nvPicPr>
+                  <pic:blipFill>
+                    <a:blip r:embed="rId19">
+                      <a:extLst>
+                        <a:ext uri="{28A0092B-C50C-407E-A947-70E740481C1C}">
+                          <a14:useLocalDpi xmlns:a14="http://schemas.microsoft.com/office/drawing/2010/main" val="0"/>
+                        </a:ext>
+                      </a:extLst>
+                    </a:blip>
+                    <a:srcRect/>
+                    <a:stretch>
+                      <a:fillRect/>
+                    </a:stretch>
+                  </pic:blipFill>
+                  <pic:spPr bwMode="auto">
+                    <a:xfrm>
+                      <a:off x="0" y="0"/>
+                      <a:ext cx="5278755" cy="817245"/>
+                    </a:xfrm>
+                    <a:prstGeom prst="rect">
+                      <a:avLst/>
+                    </a:prstGeom>
+                    <a:noFill/>
+                    <a:ln>
+                      <a:noFill/>
+                    </a:ln>
+                  </pic:spPr>
+                </pic:pic>
+              </a:graphicData>
+            </a:graphic>
+          </wp:inline>
+        </w:drawing>
+      </w:r>
+    </w:p>
+    <w:p>
+      <w:pPr>
+        <w:pStyle w:val="Ttulo1"/>
         <w:rPr>
           <w:rFonts w:ascii="Arial" w:hAnsi="Arial" w:cs="Arial"/>
           <w:b/>
@@ -2907,8 +3295,10 @@
           <w:szCs w:val="28"/>
         </w:rPr>
       </w:pPr>
-      <w:bookmarkStart w:id="14" w:name="_Toc229557235"/>
-      <w:r>
+    </w:p>
+    <w:p>
+      <w:pPr>
+        <w:pStyle w:val="Ttulo1"/>
         <w:rPr>
           <w:rFonts w:ascii="Arial" w:hAnsi="Arial" w:cs="Arial"/>
           <w:b/>
@@ -2917,6 +3307,160 @@
           <w:sz w:val="28"/>
           <w:szCs w:val="28"/>
         </w:rPr>
+      </w:pPr>
+    </w:p>
+    <w:p>
+      <w:pPr>
+        <w:pStyle w:val="Ttulo1"/>
+        <w:rPr>
+          <w:rFonts w:ascii="Arial" w:hAnsi="Arial" w:cs="Arial"/>
+          <w:b/>
+          <w:bCs/>
+          <w:color w:val="auto"/>
+          <w:sz w:val="28"/>
+          <w:szCs w:val="28"/>
+        </w:rPr>
+      </w:pPr>
+    </w:p>
+    <w:p>
+      <w:pPr>
+        <w:pStyle w:val="Ttulo1"/>
+        <w:rPr>
+          <w:rFonts w:ascii="Arial" w:hAnsi="Arial" w:cs="Arial"/>
+          <w:b/>
+          <w:bCs/>
+          <w:color w:val="auto"/>
+          <w:sz w:val="28"/>
+          <w:szCs w:val="28"/>
+        </w:rPr>
+      </w:pPr>
+    </w:p>
+    <w:p>
+      <w:pPr>
+        <w:pStyle w:val="Ttulo1"/>
+        <w:rPr>
+          <w:rFonts w:ascii="Arial" w:hAnsi="Arial" w:cs="Arial"/>
+          <w:b/>
+          <w:bCs/>
+          <w:color w:val="auto"/>
+          <w:sz w:val="28"/>
+          <w:szCs w:val="28"/>
+        </w:rPr>
+      </w:pPr>
+    </w:p>
+    <w:p>
+      <w:pPr>
+        <w:pStyle w:val="Ttulo1"/>
+        <w:rPr>
+          <w:rFonts w:ascii="Arial" w:hAnsi="Arial" w:cs="Arial"/>
+          <w:b/>
+          <w:bCs/>
+          <w:color w:val="auto"/>
+          <w:sz w:val="28"/>
+          <w:szCs w:val="28"/>
+        </w:rPr>
+      </w:pPr>
+    </w:p>
+    <w:p>
+      <w:pPr>
+        <w:pStyle w:val="Ttulo1"/>
+        <w:rPr>
+          <w:rFonts w:ascii="Arial" w:hAnsi="Arial" w:cs="Arial"/>
+          <w:b/>
+          <w:bCs/>
+          <w:color w:val="auto"/>
+          <w:sz w:val="28"/>
+          <w:szCs w:val="28"/>
+        </w:rPr>
+      </w:pPr>
+    </w:p>
+    <w:p>
+      <w:pPr>
+        <w:pStyle w:val="Ttulo1"/>
+        <w:rPr>
+          <w:rFonts w:ascii="Arial" w:hAnsi="Arial" w:cs="Arial"/>
+          <w:b/>
+          <w:bCs/>
+          <w:color w:val="auto"/>
+          <w:sz w:val="28"/>
+          <w:szCs w:val="28"/>
+        </w:rPr>
+      </w:pPr>
+    </w:p>
+    <w:p>
+      <w:pPr>
+        <w:pStyle w:val="Ttulo1"/>
+        <w:rPr>
+          <w:rFonts w:ascii="Arial" w:hAnsi="Arial" w:cs="Arial"/>
+          <w:b/>
+          <w:bCs/>
+          <w:color w:val="auto"/>
+          <w:sz w:val="28"/>
+          <w:szCs w:val="28"/>
+        </w:rPr>
+      </w:pPr>
+    </w:p>
+    <w:p>
+      <w:pPr>
+        <w:pStyle w:val="Ttulo1"/>
+        <w:rPr>
+          <w:rFonts w:ascii="Arial" w:hAnsi="Arial" w:cs="Arial"/>
+          <w:b/>
+          <w:bCs/>
+          <w:color w:val="auto"/>
+          <w:sz w:val="28"/>
+          <w:szCs w:val="28"/>
+        </w:rPr>
+      </w:pPr>
+    </w:p>
+    <w:p>
+      <w:pPr>
+        <w:pStyle w:val="Ttulo1"/>
+        <w:rPr>
+          <w:rFonts w:ascii="Arial" w:hAnsi="Arial" w:cs="Arial"/>
+          <w:b/>
+          <w:bCs/>
+          <w:color w:val="auto"/>
+          <w:sz w:val="28"/>
+          <w:szCs w:val="28"/>
+        </w:rPr>
+      </w:pPr>
+    </w:p>
+    <w:p>
+      <w:pPr>
+        <w:pStyle w:val="Ttulo1"/>
+        <w:rPr>
+          <w:rFonts w:ascii="Arial" w:hAnsi="Arial" w:cs="Arial"/>
+          <w:b/>
+          <w:bCs/>
+          <w:color w:val="auto"/>
+          <w:sz w:val="28"/>
+          <w:szCs w:val="28"/>
+        </w:rPr>
+      </w:pPr>
+    </w:p>
+    <w:p>
+      <w:pPr>
+        <w:pStyle w:val="Ttulo1"/>
+        <w:rPr>
+          <w:rFonts w:ascii="Arial" w:hAnsi="Arial" w:cs="Arial"/>
+          <w:b/>
+          <w:bCs/>
+          <w:color w:val="auto"/>
+          <w:sz w:val="28"/>
+          <w:szCs w:val="28"/>
+        </w:rPr>
+      </w:pPr>
+      <w:bookmarkStart w:id="14" w:name="_Toc229564214"/>
+      <w:r>
+        <w:rPr>
+          <w:rFonts w:ascii="Arial" w:hAnsi="Arial" w:cs="Arial"/>
+          <w:b/>
+          <w:bCs/>
+          <w:color w:val="auto"/>
+          <w:sz w:val="28"/>
+          <w:szCs w:val="28"/>
+        </w:rPr>
         <w:t>Bibliografía</w:t>
       </w:r>
       <w:bookmarkEnd w:id="14"/>
@@ -2932,6 +3476,196 @@
           <w:szCs w:val="28"/>
         </w:rPr>
       </w:pPr>
+      <w:r>
+        <w:rPr>
+          <w:rFonts w:ascii="Arial" w:hAnsi="Arial" w:cs="Arial"/>
+          <w:sz w:val="28"/>
+          <w:szCs w:val="28"/>
+        </w:rPr>
+        <w:t xml:space="preserve">Herramienta utilizada: </w:t>
+      </w:r>
+      <w:hyperlink r:id="rId20" w:anchor="google_vignette" w:history="1">
+        <w:r>
+          <w:rPr>
+            <w:rStyle w:val="Hipervnculo"/>
+            <w:rFonts w:ascii="Arial" w:hAnsi="Arial" w:cs="Arial"/>
+            <w:sz w:val="28"/>
+            <w:szCs w:val="28"/>
+          </w:rPr>
+          <w:t xml:space="preserve">Dia </w:t>
+        </w:r>
+        <w:proofErr w:type="spellStart"/>
+        <w:r>
+          <w:rPr>
+            <w:rStyle w:val="Hipervnculo"/>
+            <w:rFonts w:ascii="Arial" w:hAnsi="Arial" w:cs="Arial"/>
+            <w:sz w:val="28"/>
+            <w:szCs w:val="28"/>
+          </w:rPr>
+          <w:t>draws</w:t>
+        </w:r>
+        <w:proofErr w:type="spellEnd"/>
+        <w:r>
+          <w:rPr>
+            <w:rStyle w:val="Hipervnculo"/>
+            <w:rFonts w:ascii="Arial" w:hAnsi="Arial" w:cs="Arial"/>
+            <w:sz w:val="28"/>
+            <w:szCs w:val="28"/>
+          </w:rPr>
+          <w:t xml:space="preserve"> </w:t>
+        </w:r>
+        <w:proofErr w:type="spellStart"/>
+        <w:r>
+          <w:rPr>
+            <w:rStyle w:val="Hipervnculo"/>
+            <w:rFonts w:ascii="Arial" w:hAnsi="Arial" w:cs="Arial"/>
+            <w:sz w:val="28"/>
+            <w:szCs w:val="28"/>
+          </w:rPr>
+          <w:t>your</w:t>
+        </w:r>
+        <w:proofErr w:type="spellEnd"/>
+        <w:r>
+          <w:rPr>
+            <w:rStyle w:val="Hipervnculo"/>
+            <w:rFonts w:ascii="Arial" w:hAnsi="Arial" w:cs="Arial"/>
+            <w:sz w:val="28"/>
+            <w:szCs w:val="28"/>
+          </w:rPr>
+          <w:t xml:space="preserve"> </w:t>
+        </w:r>
+        <w:proofErr w:type="spellStart"/>
+        <w:r>
+          <w:rPr>
+            <w:rStyle w:val="Hipervnculo"/>
+            <w:rFonts w:ascii="Arial" w:hAnsi="Arial" w:cs="Arial"/>
+            <w:sz w:val="28"/>
+            <w:szCs w:val="28"/>
+          </w:rPr>
+          <w:t>structured</w:t>
+        </w:r>
+        <w:proofErr w:type="spellEnd"/>
+        <w:r>
+          <w:rPr>
+            <w:rStyle w:val="Hipervnculo"/>
+            <w:rFonts w:ascii="Arial" w:hAnsi="Arial" w:cs="Arial"/>
+            <w:sz w:val="28"/>
+            <w:szCs w:val="28"/>
+          </w:rPr>
+          <w:t xml:space="preserve"> </w:t>
+        </w:r>
+        <w:proofErr w:type="spellStart"/>
+        <w:r>
+          <w:rPr>
+            <w:rStyle w:val="Hipervnculo"/>
+            <w:rFonts w:ascii="Arial" w:hAnsi="Arial" w:cs="Arial"/>
+            <w:sz w:val="28"/>
+            <w:szCs w:val="28"/>
+          </w:rPr>
+          <w:t>diagrams</w:t>
+        </w:r>
+        <w:proofErr w:type="spellEnd"/>
+        <w:r>
+          <w:rPr>
+            <w:rStyle w:val="Hipervnculo"/>
+            <w:rFonts w:ascii="Arial" w:hAnsi="Arial" w:cs="Arial"/>
+            <w:sz w:val="28"/>
+            <w:szCs w:val="28"/>
+          </w:rPr>
+          <w:t xml:space="preserve">: Free Windows, Mac OS X and Linux </w:t>
+        </w:r>
+        <w:proofErr w:type="spellStart"/>
+        <w:r>
+          <w:rPr>
+            <w:rStyle w:val="Hipervnculo"/>
+            <w:rFonts w:ascii="Arial" w:hAnsi="Arial" w:cs="Arial"/>
+            <w:sz w:val="28"/>
+            <w:szCs w:val="28"/>
+          </w:rPr>
+          <w:t>version</w:t>
+        </w:r>
+        <w:proofErr w:type="spellEnd"/>
+        <w:r>
+          <w:rPr>
+            <w:rStyle w:val="Hipervnculo"/>
+            <w:rFonts w:ascii="Arial" w:hAnsi="Arial" w:cs="Arial"/>
+            <w:sz w:val="28"/>
+            <w:szCs w:val="28"/>
+          </w:rPr>
+          <w:t xml:space="preserve"> </w:t>
+        </w:r>
+        <w:proofErr w:type="spellStart"/>
+        <w:r>
+          <w:rPr>
+            <w:rStyle w:val="Hipervnculo"/>
+            <w:rFonts w:ascii="Arial" w:hAnsi="Arial" w:cs="Arial"/>
+            <w:sz w:val="28"/>
+            <w:szCs w:val="28"/>
+          </w:rPr>
+          <w:t>of</w:t>
+        </w:r>
+        <w:proofErr w:type="spellEnd"/>
+        <w:r>
+          <w:rPr>
+            <w:rStyle w:val="Hipervnculo"/>
+            <w:rFonts w:ascii="Arial" w:hAnsi="Arial" w:cs="Arial"/>
+            <w:sz w:val="28"/>
+            <w:szCs w:val="28"/>
+          </w:rPr>
+          <w:t xml:space="preserve"> </w:t>
+        </w:r>
+        <w:proofErr w:type="spellStart"/>
+        <w:r>
+          <w:rPr>
+            <w:rStyle w:val="Hipervnculo"/>
+            <w:rFonts w:ascii="Arial" w:hAnsi="Arial" w:cs="Arial"/>
+            <w:sz w:val="28"/>
+            <w:szCs w:val="28"/>
+          </w:rPr>
+          <w:t>the</w:t>
+        </w:r>
+        <w:proofErr w:type="spellEnd"/>
+        <w:r>
+          <w:rPr>
+            <w:rStyle w:val="Hipervnculo"/>
+            <w:rFonts w:ascii="Arial" w:hAnsi="Arial" w:cs="Arial"/>
+            <w:sz w:val="28"/>
+            <w:szCs w:val="28"/>
+          </w:rPr>
+          <w:t xml:space="preserve"> popular open </w:t>
+        </w:r>
+        <w:proofErr w:type="spellStart"/>
+        <w:r>
+          <w:rPr>
+            <w:rStyle w:val="Hipervnculo"/>
+            <w:rFonts w:ascii="Arial" w:hAnsi="Arial" w:cs="Arial"/>
+            <w:sz w:val="28"/>
+            <w:szCs w:val="28"/>
+          </w:rPr>
+          <w:t>source</w:t>
+        </w:r>
+        <w:proofErr w:type="spellEnd"/>
+        <w:r>
+          <w:rPr>
+            <w:rStyle w:val="Hipervnculo"/>
+            <w:rFonts w:ascii="Arial" w:hAnsi="Arial" w:cs="Arial"/>
+            <w:sz w:val="28"/>
+            <w:szCs w:val="28"/>
+          </w:rPr>
+          <w:t xml:space="preserve"> </w:t>
+        </w:r>
+        <w:proofErr w:type="spellStart"/>
+        <w:r>
+          <w:rPr>
+            <w:rStyle w:val="Hipervnculo"/>
+            <w:rFonts w:ascii="Arial" w:hAnsi="Arial" w:cs="Arial"/>
+            <w:sz w:val="28"/>
+            <w:szCs w:val="28"/>
+          </w:rPr>
+          <w:t>program</w:t>
+        </w:r>
+        <w:proofErr w:type="spellEnd"/>
+      </w:hyperlink>
     </w:p>
     <w:p>
       <w:pPr>
@@ -2956,7 +3690,7 @@
       </w:pPr>
     </w:p>
     <w:sectPr>
-      <w:headerReference w:type="default" r:id="rId16"/>
+      <w:headerReference w:type="default" r:id="rId21"/>
       <w:pgSz w:w="12240" w:h="15840"/>
       <w:pgMar w:top="1417" w:right="1701" w:bottom="1417" w:left="1701" w:header="708" w:footer="708" w:gutter="0"/>
       <w:cols w:space="708"/>
@@ -4450,7 +5184,6 @@
   <w:style w:type="character" w:default="1" w:styleId="Fuentedeprrafopredeter">
     <w:name w:val="Default Paragraph Font"/>
     <w:uiPriority w:val="1"/>
-    <w:semiHidden/>
     <w:unhideWhenUsed/>
   </w:style>
   <w:style w:type="table" w:default="1" w:styleId="Tablanormal">
@@ -4716,6 +5449,18 @@
       <w:rFonts w:eastAsiaTheme="minorEastAsia"/>
       <w:color w:val="5A5A5A" w:themeColor="text1" w:themeTint="A5"/>
       <w:spacing w:val="15"/>
+    </w:rPr>
+  </w:style>
+  <w:style w:type="character" w:styleId="Mencinsinresolver">
+    <w:name w:val="Unresolved Mention"/>
+    <w:basedOn w:val="Fuentedeprrafopredeter"/>
+    <w:uiPriority w:val="99"/>
+    <w:semiHidden/>
+    <w:unhideWhenUsed/>
+    <w:rsid w:val="00862486"/>
+    <w:rPr>
+      <w:color w:val="605E5C"/>
+      <w:shd w:val="clear" w:color="auto" w:fill="E1DFDD"/>
     </w:rPr>
   </w:style>
 </w:styles>
